--- a/week six assignment documentation.docx
+++ b/week six assignment documentation.docx
@@ -876,7 +876,37 @@
           <w:sz w:val="32"/>
           <w:szCs w:val="32"/>
         </w:rPr>
-        <w:t>The app displayed looks like:</w:t>
+        <w:t>The</w:t>
+      </w:r>
+      <w:r>
+        <w:rPr>
+          <w:sz w:val="32"/>
+          <w:szCs w:val="32"/>
+        </w:rPr>
+        <w:t xml:space="preserve"> code of </w:t>
+      </w:r>
+      <w:proofErr w:type="gramStart"/>
+      <w:r>
+        <w:rPr>
+          <w:sz w:val="32"/>
+          <w:szCs w:val="32"/>
+        </w:rPr>
+        <w:t xml:space="preserve">my </w:t>
+      </w:r>
+      <w:r>
+        <w:rPr>
+          <w:sz w:val="32"/>
+          <w:szCs w:val="32"/>
+        </w:rPr>
+        <w:t xml:space="preserve"> networking</w:t>
+      </w:r>
+      <w:proofErr w:type="gramEnd"/>
+      <w:r>
+        <w:rPr>
+          <w:sz w:val="32"/>
+          <w:szCs w:val="32"/>
+        </w:rPr>
+        <w:t xml:space="preserve"> of my app is:</w:t>
       </w:r>
     </w:p>
     <w:p>
@@ -888,20 +918,430 @@
       </w:pPr>
       <w:r>
         <w:rPr>
-          <w:sz w:val="32"/>
-          <w:szCs w:val="32"/>
-        </w:rPr>
-        <w:t xml:space="preserve">              </w:t>
-      </w:r>
-      <w:r>
-        <w:rPr>
-          <w:sz w:val="32"/>
-          <w:szCs w:val="32"/>
-        </w:rPr>
-        <w:t xml:space="preserve">                            </w:t>
+          <w:noProof/>
+          <w:sz w:val="32"/>
+          <w:szCs w:val="32"/>
+        </w:rPr>
+        <w:drawing>
+          <wp:inline distT="0" distB="0" distL="0" distR="0" wp14:anchorId="6F4BC275" wp14:editId="47C9FA97">
+            <wp:extent cx="7318778" cy="4114800"/>
+            <wp:effectExtent l="0" t="0" r="0" b="0"/>
+            <wp:docPr id="1619408487" name="Picture 1"/>
+            <wp:cNvGraphicFramePr>
+              <a:graphicFrameLocks xmlns:a="http://schemas.openxmlformats.org/drawingml/2006/main" noChangeAspect="1"/>
+            </wp:cNvGraphicFramePr>
+            <a:graphic xmlns:a="http://schemas.openxmlformats.org/drawingml/2006/main">
+              <a:graphicData uri="http://schemas.openxmlformats.org/drawingml/2006/picture">
+                <pic:pic xmlns:pic="http://schemas.openxmlformats.org/drawingml/2006/picture">
+                  <pic:nvPicPr>
+                    <pic:cNvPr id="1619408487" name="Picture 1619408487"/>
+                    <pic:cNvPicPr/>
+                  </pic:nvPicPr>
+                  <pic:blipFill>
+                    <a:blip r:embed="rId13">
+                      <a:extLst>
+                        <a:ext uri="{28A0092B-C50C-407E-A947-70E740481C1C}">
+                          <a14:useLocalDpi xmlns:a14="http://schemas.microsoft.com/office/drawing/2010/main" val="0"/>
+                        </a:ext>
+                      </a:extLst>
+                    </a:blip>
+                    <a:stretch>
+                      <a:fillRect/>
+                    </a:stretch>
+                  </pic:blipFill>
+                  <pic:spPr>
+                    <a:xfrm>
+                      <a:off x="0" y="0"/>
+                      <a:ext cx="7318778" cy="4114800"/>
+                    </a:xfrm>
+                    <a:prstGeom prst="rect">
+                      <a:avLst/>
+                    </a:prstGeom>
+                  </pic:spPr>
+                </pic:pic>
+              </a:graphicData>
+            </a:graphic>
+          </wp:inline>
+        </w:drawing>
+      </w:r>
+      <w:r>
+        <w:rPr>
+          <w:sz w:val="32"/>
+          <w:szCs w:val="32"/>
+        </w:rPr>
+        <w:t xml:space="preserve">      </w:t>
+      </w:r>
+      <w:r>
+        <w:rPr>
+          <w:noProof/>
+          <w:sz w:val="32"/>
+          <w:szCs w:val="32"/>
+        </w:rPr>
+        <w:drawing>
+          <wp:inline distT="0" distB="0" distL="0" distR="0" wp14:anchorId="723D7D33" wp14:editId="36E1EAEB">
+            <wp:extent cx="7318778" cy="4114800"/>
+            <wp:effectExtent l="0" t="0" r="0" b="0"/>
+            <wp:docPr id="1006595358" name="Picture 2"/>
+            <wp:cNvGraphicFramePr>
+              <a:graphicFrameLocks xmlns:a="http://schemas.openxmlformats.org/drawingml/2006/main" noChangeAspect="1"/>
+            </wp:cNvGraphicFramePr>
+            <a:graphic xmlns:a="http://schemas.openxmlformats.org/drawingml/2006/main">
+              <a:graphicData uri="http://schemas.openxmlformats.org/drawingml/2006/picture">
+                <pic:pic xmlns:pic="http://schemas.openxmlformats.org/drawingml/2006/picture">
+                  <pic:nvPicPr>
+                    <pic:cNvPr id="1006595358" name="Picture 1006595358"/>
+                    <pic:cNvPicPr/>
+                  </pic:nvPicPr>
+                  <pic:blipFill>
+                    <a:blip r:embed="rId14">
+                      <a:extLst>
+                        <a:ext uri="{28A0092B-C50C-407E-A947-70E740481C1C}">
+                          <a14:useLocalDpi xmlns:a14="http://schemas.microsoft.com/office/drawing/2010/main" val="0"/>
+                        </a:ext>
+                      </a:extLst>
+                    </a:blip>
+                    <a:stretch>
+                      <a:fillRect/>
+                    </a:stretch>
+                  </pic:blipFill>
+                  <pic:spPr>
+                    <a:xfrm>
+                      <a:off x="0" y="0"/>
+                      <a:ext cx="7318778" cy="4114800"/>
+                    </a:xfrm>
+                    <a:prstGeom prst="rect">
+                      <a:avLst/>
+                    </a:prstGeom>
+                  </pic:spPr>
+                </pic:pic>
+              </a:graphicData>
+            </a:graphic>
+          </wp:inline>
+        </w:drawing>
       </w:r>
     </w:p>
     <w:p>
+      <w:pPr>
+        <w:rPr>
+          <w:sz w:val="32"/>
+          <w:szCs w:val="32"/>
+        </w:rPr>
+      </w:pPr>
+      <w:r>
+        <w:rPr>
+          <w:noProof/>
+          <w:sz w:val="32"/>
+          <w:szCs w:val="32"/>
+        </w:rPr>
+        <w:drawing>
+          <wp:inline distT="0" distB="0" distL="0" distR="0" wp14:anchorId="0376BC45" wp14:editId="525D4A5A">
+            <wp:extent cx="7318778" cy="4114800"/>
+            <wp:effectExtent l="0" t="0" r="0" b="0"/>
+            <wp:docPr id="900456068" name="Picture 3"/>
+            <wp:cNvGraphicFramePr>
+              <a:graphicFrameLocks xmlns:a="http://schemas.openxmlformats.org/drawingml/2006/main" noChangeAspect="1"/>
+            </wp:cNvGraphicFramePr>
+            <a:graphic xmlns:a="http://schemas.openxmlformats.org/drawingml/2006/main">
+              <a:graphicData uri="http://schemas.openxmlformats.org/drawingml/2006/picture">
+                <pic:pic xmlns:pic="http://schemas.openxmlformats.org/drawingml/2006/picture">
+                  <pic:nvPicPr>
+                    <pic:cNvPr id="900456068" name="Picture 900456068"/>
+                    <pic:cNvPicPr/>
+                  </pic:nvPicPr>
+                  <pic:blipFill>
+                    <a:blip r:embed="rId15">
+                      <a:extLst>
+                        <a:ext uri="{28A0092B-C50C-407E-A947-70E740481C1C}">
+                          <a14:useLocalDpi xmlns:a14="http://schemas.microsoft.com/office/drawing/2010/main" val="0"/>
+                        </a:ext>
+                      </a:extLst>
+                    </a:blip>
+                    <a:stretch>
+                      <a:fillRect/>
+                    </a:stretch>
+                  </pic:blipFill>
+                  <pic:spPr>
+                    <a:xfrm>
+                      <a:off x="0" y="0"/>
+                      <a:ext cx="7318778" cy="4114800"/>
+                    </a:xfrm>
+                    <a:prstGeom prst="rect">
+                      <a:avLst/>
+                    </a:prstGeom>
+                  </pic:spPr>
+                </pic:pic>
+              </a:graphicData>
+            </a:graphic>
+          </wp:inline>
+        </w:drawing>
+      </w:r>
+      <w:r>
+        <w:rPr>
+          <w:sz w:val="32"/>
+          <w:szCs w:val="32"/>
+        </w:rPr>
+        <w:t xml:space="preserve">      </w:t>
+      </w:r>
+      <w:r>
+        <w:rPr>
+          <w:noProof/>
+          <w:sz w:val="32"/>
+          <w:szCs w:val="32"/>
+        </w:rPr>
+        <w:drawing>
+          <wp:inline distT="0" distB="0" distL="0" distR="0" wp14:anchorId="0351C043" wp14:editId="1515A6F1">
+            <wp:extent cx="7318785" cy="4114800"/>
+            <wp:effectExtent l="0" t="0" r="0" b="0"/>
+            <wp:docPr id="2005715783" name="Picture 4"/>
+            <wp:cNvGraphicFramePr>
+              <a:graphicFrameLocks xmlns:a="http://schemas.openxmlformats.org/drawingml/2006/main" noChangeAspect="1"/>
+            </wp:cNvGraphicFramePr>
+            <a:graphic xmlns:a="http://schemas.openxmlformats.org/drawingml/2006/main">
+              <a:graphicData uri="http://schemas.openxmlformats.org/drawingml/2006/picture">
+                <pic:pic xmlns:pic="http://schemas.openxmlformats.org/drawingml/2006/picture">
+                  <pic:nvPicPr>
+                    <pic:cNvPr id="2005715783" name="Picture 2005715783"/>
+                    <pic:cNvPicPr/>
+                  </pic:nvPicPr>
+                  <pic:blipFill>
+                    <a:blip r:embed="rId16">
+                      <a:extLst>
+                        <a:ext uri="{28A0092B-C50C-407E-A947-70E740481C1C}">
+                          <a14:useLocalDpi xmlns:a14="http://schemas.microsoft.com/office/drawing/2010/main" val="0"/>
+                        </a:ext>
+                      </a:extLst>
+                    </a:blip>
+                    <a:stretch>
+                      <a:fillRect/>
+                    </a:stretch>
+                  </pic:blipFill>
+                  <pic:spPr>
+                    <a:xfrm>
+                      <a:off x="0" y="0"/>
+                      <a:ext cx="7318785" cy="4114800"/>
+                    </a:xfrm>
+                    <a:prstGeom prst="rect">
+                      <a:avLst/>
+                    </a:prstGeom>
+                  </pic:spPr>
+                </pic:pic>
+              </a:graphicData>
+            </a:graphic>
+          </wp:inline>
+        </w:drawing>
+      </w:r>
+    </w:p>
+    <w:p>
+      <w:pPr>
+        <w:rPr>
+          <w:sz w:val="32"/>
+          <w:szCs w:val="32"/>
+        </w:rPr>
+      </w:pPr>
+      <w:r>
+        <w:rPr>
+          <w:noProof/>
+          <w:sz w:val="32"/>
+          <w:szCs w:val="32"/>
+        </w:rPr>
+        <w:drawing>
+          <wp:inline distT="0" distB="0" distL="0" distR="0" wp14:anchorId="46681853" wp14:editId="49AE90C0">
+            <wp:extent cx="7318778" cy="4114800"/>
+            <wp:effectExtent l="0" t="0" r="0" b="0"/>
+            <wp:docPr id="1179102882" name="Picture 5"/>
+            <wp:cNvGraphicFramePr>
+              <a:graphicFrameLocks xmlns:a="http://schemas.openxmlformats.org/drawingml/2006/main" noChangeAspect="1"/>
+            </wp:cNvGraphicFramePr>
+            <a:graphic xmlns:a="http://schemas.openxmlformats.org/drawingml/2006/main">
+              <a:graphicData uri="http://schemas.openxmlformats.org/drawingml/2006/picture">
+                <pic:pic xmlns:pic="http://schemas.openxmlformats.org/drawingml/2006/picture">
+                  <pic:nvPicPr>
+                    <pic:cNvPr id="1179102882" name="Picture 1179102882"/>
+                    <pic:cNvPicPr/>
+                  </pic:nvPicPr>
+                  <pic:blipFill>
+                    <a:blip r:embed="rId17">
+                      <a:extLst>
+                        <a:ext uri="{28A0092B-C50C-407E-A947-70E740481C1C}">
+                          <a14:useLocalDpi xmlns:a14="http://schemas.microsoft.com/office/drawing/2010/main" val="0"/>
+                        </a:ext>
+                      </a:extLst>
+                    </a:blip>
+                    <a:stretch>
+                      <a:fillRect/>
+                    </a:stretch>
+                  </pic:blipFill>
+                  <pic:spPr>
+                    <a:xfrm>
+                      <a:off x="0" y="0"/>
+                      <a:ext cx="7318778" cy="4114800"/>
+                    </a:xfrm>
+                    <a:prstGeom prst="rect">
+                      <a:avLst/>
+                    </a:prstGeom>
+                  </pic:spPr>
+                </pic:pic>
+              </a:graphicData>
+            </a:graphic>
+          </wp:inline>
+        </w:drawing>
+      </w:r>
+      <w:r>
+        <w:rPr>
+          <w:sz w:val="32"/>
+          <w:szCs w:val="32"/>
+        </w:rPr>
+        <w:t xml:space="preserve">    </w:t>
+      </w:r>
+      <w:r>
+        <w:rPr>
+          <w:noProof/>
+          <w:sz w:val="32"/>
+          <w:szCs w:val="32"/>
+        </w:rPr>
+        <w:drawing>
+          <wp:inline distT="0" distB="0" distL="0" distR="0" wp14:anchorId="49C2EB90" wp14:editId="1F0AC0EF">
+            <wp:extent cx="7318779" cy="4114800"/>
+            <wp:effectExtent l="0" t="0" r="0" b="0"/>
+            <wp:docPr id="455326272" name="Picture 6"/>
+            <wp:cNvGraphicFramePr>
+              <a:graphicFrameLocks xmlns:a="http://schemas.openxmlformats.org/drawingml/2006/main" noChangeAspect="1"/>
+            </wp:cNvGraphicFramePr>
+            <a:graphic xmlns:a="http://schemas.openxmlformats.org/drawingml/2006/main">
+              <a:graphicData uri="http://schemas.openxmlformats.org/drawingml/2006/picture">
+                <pic:pic xmlns:pic="http://schemas.openxmlformats.org/drawingml/2006/picture">
+                  <pic:nvPicPr>
+                    <pic:cNvPr id="455326272" name="Picture 455326272"/>
+                    <pic:cNvPicPr/>
+                  </pic:nvPicPr>
+                  <pic:blipFill>
+                    <a:blip r:embed="rId18">
+                      <a:extLst>
+                        <a:ext uri="{28A0092B-C50C-407E-A947-70E740481C1C}">
+                          <a14:useLocalDpi xmlns:a14="http://schemas.microsoft.com/office/drawing/2010/main" val="0"/>
+                        </a:ext>
+                      </a:extLst>
+                    </a:blip>
+                    <a:stretch>
+                      <a:fillRect/>
+                    </a:stretch>
+                  </pic:blipFill>
+                  <pic:spPr>
+                    <a:xfrm>
+                      <a:off x="0" y="0"/>
+                      <a:ext cx="7318779" cy="4114800"/>
+                    </a:xfrm>
+                    <a:prstGeom prst="rect">
+                      <a:avLst/>
+                    </a:prstGeom>
+                  </pic:spPr>
+                </pic:pic>
+              </a:graphicData>
+            </a:graphic>
+          </wp:inline>
+        </w:drawing>
+      </w:r>
+    </w:p>
+    <w:p>
+      <w:pPr>
+        <w:rPr>
+          <w:sz w:val="32"/>
+          <w:szCs w:val="32"/>
+        </w:rPr>
+      </w:pPr>
+      <w:r>
+        <w:rPr>
+          <w:noProof/>
+          <w:sz w:val="32"/>
+          <w:szCs w:val="32"/>
+        </w:rPr>
+        <w:drawing>
+          <wp:inline distT="0" distB="0" distL="0" distR="0" wp14:anchorId="7CF4420D" wp14:editId="2B02BAEB">
+            <wp:extent cx="7318778" cy="4114800"/>
+            <wp:effectExtent l="0" t="0" r="0" b="0"/>
+            <wp:docPr id="1332315206" name="Picture 7"/>
+            <wp:cNvGraphicFramePr>
+              <a:graphicFrameLocks xmlns:a="http://schemas.openxmlformats.org/drawingml/2006/main" noChangeAspect="1"/>
+            </wp:cNvGraphicFramePr>
+            <a:graphic xmlns:a="http://schemas.openxmlformats.org/drawingml/2006/main">
+              <a:graphicData uri="http://schemas.openxmlformats.org/drawingml/2006/picture">
+                <pic:pic xmlns:pic="http://schemas.openxmlformats.org/drawingml/2006/picture">
+                  <pic:nvPicPr>
+                    <pic:cNvPr id="1332315206" name="Picture 1332315206"/>
+                    <pic:cNvPicPr/>
+                  </pic:nvPicPr>
+                  <pic:blipFill>
+                    <a:blip r:embed="rId19">
+                      <a:extLst>
+                        <a:ext uri="{28A0092B-C50C-407E-A947-70E740481C1C}">
+                          <a14:useLocalDpi xmlns:a14="http://schemas.microsoft.com/office/drawing/2010/main" val="0"/>
+                        </a:ext>
+                      </a:extLst>
+                    </a:blip>
+                    <a:stretch>
+                      <a:fillRect/>
+                    </a:stretch>
+                  </pic:blipFill>
+                  <pic:spPr>
+                    <a:xfrm>
+                      <a:off x="0" y="0"/>
+                      <a:ext cx="7318778" cy="4114800"/>
+                    </a:xfrm>
+                    <a:prstGeom prst="rect">
+                      <a:avLst/>
+                    </a:prstGeom>
+                  </pic:spPr>
+                </pic:pic>
+              </a:graphicData>
+            </a:graphic>
+          </wp:inline>
+        </w:drawing>
+      </w:r>
+    </w:p>
+    <w:p>
+      <w:pPr>
+        <w:rPr>
+          <w:sz w:val="32"/>
+          <w:szCs w:val="32"/>
+        </w:rPr>
+      </w:pPr>
+      <w:r>
+        <w:rPr>
+          <w:sz w:val="32"/>
+          <w:szCs w:val="32"/>
+        </w:rPr>
+        <w:t>The app displayed looks like:</w:t>
+      </w:r>
+    </w:p>
+    <w:p>
+      <w:pPr>
+        <w:rPr>
+          <w:sz w:val="32"/>
+          <w:szCs w:val="32"/>
+        </w:rPr>
+      </w:pPr>
+      <w:r>
+        <w:rPr>
+          <w:sz w:val="32"/>
+          <w:szCs w:val="32"/>
+        </w:rPr>
+        <w:t xml:space="preserve">              </w:t>
+      </w:r>
+      <w:r>
+        <w:rPr>
+          <w:sz w:val="32"/>
+          <w:szCs w:val="32"/>
+        </w:rPr>
+        <w:t xml:space="preserve">                            </w:t>
+      </w:r>
+    </w:p>
+    <w:p>
+      <w:pPr>
+        <w:rPr>
+          <w:sz w:val="40"/>
+          <w:szCs w:val="40"/>
+        </w:rPr>
+      </w:pPr>
       <w:r>
         <w:rPr>
           <w:noProof/>
@@ -924,7 +1364,7 @@
                     <pic:cNvPicPr/>
                   </pic:nvPicPr>
                   <pic:blipFill>
-                    <a:blip r:embed="rId13" cstate="print">
+                    <a:blip r:embed="rId20" cstate="print">
                       <a:extLst>
                         <a:ext uri="{28A0092B-C50C-407E-A947-70E740481C1C}">
                           <a14:useLocalDpi xmlns:a14="http://schemas.microsoft.com/office/drawing/2010/main" val="0"/>
@@ -979,7 +1419,7 @@
                     <pic:cNvPicPr/>
                   </pic:nvPicPr>
                   <pic:blipFill>
-                    <a:blip r:embed="rId14" cstate="print">
+                    <a:blip r:embed="rId21" cstate="print">
                       <a:extLst>
                         <a:ext uri="{28A0092B-C50C-407E-A947-70E740481C1C}">
                           <a14:useLocalDpi xmlns:a14="http://schemas.microsoft.com/office/drawing/2010/main" val="0"/>
@@ -1034,7 +1474,7 @@
                     <pic:cNvPicPr/>
                   </pic:nvPicPr>
                   <pic:blipFill>
-                    <a:blip r:embed="rId15" cstate="print">
+                    <a:blip r:embed="rId22" cstate="print">
                       <a:extLst>
                         <a:ext uri="{28A0092B-C50C-407E-A947-70E740481C1C}">
                           <a14:useLocalDpi xmlns:a14="http://schemas.microsoft.com/office/drawing/2010/main" val="0"/>
@@ -1089,7 +1529,7 @@
                     <pic:cNvPicPr/>
                   </pic:nvPicPr>
                   <pic:blipFill>
-                    <a:blip r:embed="rId16" cstate="print">
+                    <a:blip r:embed="rId23" cstate="print">
                       <a:extLst>
                         <a:ext uri="{28A0092B-C50C-407E-A947-70E740481C1C}">
                           <a14:useLocalDpi xmlns:a14="http://schemas.microsoft.com/office/drawing/2010/main" val="0"/>
@@ -1142,7 +1582,7 @@
                     <pic:cNvPicPr/>
                   </pic:nvPicPr>
                   <pic:blipFill>
-                    <a:blip r:embed="rId17" cstate="print">
+                    <a:blip r:embed="rId24" cstate="print">
                       <a:extLst>
                         <a:ext uri="{28A0092B-C50C-407E-A947-70E740481C1C}">
                           <a14:useLocalDpi xmlns:a14="http://schemas.microsoft.com/office/drawing/2010/main" val="0"/>
@@ -1168,7 +1608,306 @@
           </wp:inline>
         </w:drawing>
       </w:r>
+      <w:r>
+        <w:rPr>
+          <w:sz w:val="40"/>
+          <w:szCs w:val="40"/>
+        </w:rPr>
+        <w:t xml:space="preserve">    </w:t>
+      </w:r>
+      <w:r>
+        <w:rPr>
+          <w:noProof/>
+        </w:rPr>
+        <w:drawing>
+          <wp:inline distT="0" distB="0" distL="0" distR="0" wp14:anchorId="24CC8EF4" wp14:editId="01C83093">
+            <wp:extent cx="4114651" cy="9144000"/>
+            <wp:effectExtent l="0" t="0" r="635" b="0"/>
+            <wp:docPr id="1292882508" name="Picture 8"/>
+            <wp:cNvGraphicFramePr>
+              <a:graphicFrameLocks xmlns:a="http://schemas.openxmlformats.org/drawingml/2006/main" noChangeAspect="1"/>
+            </wp:cNvGraphicFramePr>
+            <a:graphic xmlns:a="http://schemas.openxmlformats.org/drawingml/2006/main">
+              <a:graphicData uri="http://schemas.openxmlformats.org/drawingml/2006/picture">
+                <pic:pic xmlns:pic="http://schemas.openxmlformats.org/drawingml/2006/picture">
+                  <pic:nvPicPr>
+                    <pic:cNvPr id="1292882508" name="Picture 1292882508"/>
+                    <pic:cNvPicPr/>
+                  </pic:nvPicPr>
+                  <pic:blipFill>
+                    <a:blip r:embed="rId25" cstate="print">
+                      <a:extLst>
+                        <a:ext uri="{28A0092B-C50C-407E-A947-70E740481C1C}">
+                          <a14:useLocalDpi xmlns:a14="http://schemas.microsoft.com/office/drawing/2010/main" val="0"/>
+                        </a:ext>
+                      </a:extLst>
+                    </a:blip>
+                    <a:stretch>
+                      <a:fillRect/>
+                    </a:stretch>
+                  </pic:blipFill>
+                  <pic:spPr>
+                    <a:xfrm>
+                      <a:off x="0" y="0"/>
+                      <a:ext cx="4114651" cy="9144000"/>
+                    </a:xfrm>
+                    <a:prstGeom prst="rect">
+                      <a:avLst/>
+                    </a:prstGeom>
+                  </pic:spPr>
+                </pic:pic>
+              </a:graphicData>
+            </a:graphic>
+          </wp:inline>
+        </w:drawing>
+      </w:r>
     </w:p>
+    <w:p>
+      <w:pPr>
+        <w:rPr>
+          <w:sz w:val="40"/>
+          <w:szCs w:val="40"/>
+        </w:rPr>
+      </w:pPr>
+      <w:r>
+        <w:rPr>
+          <w:sz w:val="40"/>
+          <w:szCs w:val="40"/>
+        </w:rPr>
+        <w:t>My app requires network</w:t>
+      </w:r>
+      <w:r>
+        <w:rPr>
+          <w:sz w:val="40"/>
+          <w:szCs w:val="40"/>
+        </w:rPr>
+        <w:t>ing because:</w:t>
+      </w:r>
+    </w:p>
+    <w:p>
+      <w:pPr>
+        <w:rPr>
+          <w:sz w:val="40"/>
+          <w:szCs w:val="40"/>
+        </w:rPr>
+      </w:pPr>
+      <w:r>
+        <w:rPr>
+          <w:sz w:val="40"/>
+          <w:szCs w:val="40"/>
+        </w:rPr>
+        <w:t>1.</w:t>
+      </w:r>
+      <w:r>
+        <w:rPr>
+          <w:sz w:val="40"/>
+          <w:szCs w:val="40"/>
+        </w:rPr>
+        <w:t>Real-Time Data Access</w:t>
+      </w:r>
+      <w:r>
+        <w:rPr>
+          <w:sz w:val="40"/>
+          <w:szCs w:val="40"/>
+        </w:rPr>
+        <w:t xml:space="preserve"> where c</w:t>
+      </w:r>
+      <w:r>
+        <w:rPr>
+          <w:sz w:val="40"/>
+          <w:szCs w:val="40"/>
+        </w:rPr>
+        <w:t>hanges made by one user are reflected for all users</w:t>
+      </w:r>
+      <w:r>
+        <w:rPr>
+          <w:sz w:val="40"/>
+          <w:szCs w:val="40"/>
+        </w:rPr>
+        <w:t xml:space="preserve"> and they </w:t>
+      </w:r>
+      <w:r>
+        <w:rPr>
+          <w:sz w:val="40"/>
+          <w:szCs w:val="40"/>
+        </w:rPr>
+        <w:t>can access updated information instantly</w:t>
+      </w:r>
+      <w:r>
+        <w:rPr>
+          <w:sz w:val="40"/>
+          <w:szCs w:val="40"/>
+        </w:rPr>
+        <w:t>.</w:t>
+      </w:r>
+    </w:p>
+    <w:p>
+      <w:pPr>
+        <w:rPr>
+          <w:sz w:val="40"/>
+          <w:szCs w:val="40"/>
+        </w:rPr>
+      </w:pPr>
+      <w:r>
+        <w:rPr>
+          <w:sz w:val="40"/>
+          <w:szCs w:val="40"/>
+        </w:rPr>
+        <w:t xml:space="preserve">2.Records </w:t>
+      </w:r>
+      <w:r>
+        <w:rPr>
+          <w:sz w:val="40"/>
+          <w:szCs w:val="40"/>
+        </w:rPr>
+        <w:t>are stored on a central server</w:t>
+      </w:r>
+      <w:r>
+        <w:rPr>
+          <w:sz w:val="40"/>
+          <w:szCs w:val="40"/>
+        </w:rPr>
+        <w:t xml:space="preserve"> hence p</w:t>
+      </w:r>
+      <w:r>
+        <w:rPr>
+          <w:sz w:val="40"/>
+          <w:szCs w:val="40"/>
+        </w:rPr>
+        <w:t>revents duplication and inconsistency of data</w:t>
+      </w:r>
+      <w:r>
+        <w:rPr>
+          <w:sz w:val="40"/>
+          <w:szCs w:val="40"/>
+        </w:rPr>
+        <w:t xml:space="preserve"> in the system</w:t>
+      </w:r>
+      <w:r>
+        <w:rPr>
+          <w:sz w:val="40"/>
+          <w:szCs w:val="40"/>
+        </w:rPr>
+        <w:t xml:space="preserve">. </w:t>
+      </w:r>
+    </w:p>
+    <w:p>
+      <w:pPr>
+        <w:rPr>
+          <w:sz w:val="40"/>
+          <w:szCs w:val="40"/>
+        </w:rPr>
+      </w:pPr>
+      <w:r>
+        <w:rPr>
+          <w:sz w:val="40"/>
+          <w:szCs w:val="40"/>
+        </w:rPr>
+        <w:t>3.</w:t>
+      </w:r>
+      <w:r>
+        <w:rPr>
+          <w:sz w:val="40"/>
+          <w:szCs w:val="40"/>
+        </w:rPr>
+        <w:t xml:space="preserve"> User Authentication and Security</w:t>
+      </w:r>
+      <w:r>
+        <w:rPr>
+          <w:sz w:val="40"/>
+          <w:szCs w:val="40"/>
+        </w:rPr>
+        <w:t xml:space="preserve"> where u</w:t>
+      </w:r>
+      <w:r>
+        <w:rPr>
+          <w:sz w:val="40"/>
+          <w:szCs w:val="40"/>
+        </w:rPr>
+        <w:t>sers can log in securely using online authentication</w:t>
+      </w:r>
+      <w:r>
+        <w:rPr>
+          <w:sz w:val="40"/>
+          <w:szCs w:val="40"/>
+        </w:rPr>
+        <w:t xml:space="preserve"> and the a</w:t>
+      </w:r>
+      <w:r>
+        <w:rPr>
+          <w:sz w:val="40"/>
+          <w:szCs w:val="40"/>
+        </w:rPr>
+        <w:t>ccess rights can be managed</w:t>
+      </w:r>
+    </w:p>
+    <w:p>
+      <w:pPr>
+        <w:rPr>
+          <w:sz w:val="40"/>
+          <w:szCs w:val="40"/>
+        </w:rPr>
+      </w:pPr>
+      <w:r>
+        <w:rPr>
+          <w:sz w:val="40"/>
+          <w:szCs w:val="40"/>
+        </w:rPr>
+        <w:t>4.</w:t>
+      </w:r>
+      <w:r>
+        <w:rPr>
+          <w:rFonts w:ascii="Times New Roman" w:eastAsia="Times New Roman" w:hAnsi="Times New Roman" w:cs="Times New Roman"/>
+          <w:kern w:val="0"/>
+          <w14:ligatures w14:val="none"/>
+        </w:rPr>
+        <w:t xml:space="preserve"> </w:t>
+      </w:r>
+      <w:r>
+        <w:rPr>
+          <w:sz w:val="40"/>
+          <w:szCs w:val="40"/>
+        </w:rPr>
+        <w:t>Data Backup and Recovery</w:t>
+      </w:r>
+      <w:r>
+        <w:rPr>
+          <w:sz w:val="40"/>
+          <w:szCs w:val="40"/>
+        </w:rPr>
+        <w:t xml:space="preserve"> where </w:t>
+      </w:r>
+      <w:r>
+        <w:rPr>
+          <w:sz w:val="40"/>
+          <w:szCs w:val="40"/>
+        </w:rPr>
+        <w:t>Information stored on network servers can be backed up regularly</w:t>
+      </w:r>
+      <w:r>
+        <w:rPr>
+          <w:sz w:val="40"/>
+          <w:szCs w:val="40"/>
+        </w:rPr>
+        <w:t xml:space="preserve"> hence r</w:t>
+      </w:r>
+      <w:r>
+        <w:rPr>
+          <w:sz w:val="40"/>
+          <w:szCs w:val="40"/>
+        </w:rPr>
+        <w:t>educes the risk of data loss if a device is damaged.</w:t>
+      </w:r>
+    </w:p>
+    <w:p>
+      <w:pPr>
+        <w:rPr>
+          <w:sz w:val="40"/>
+          <w:szCs w:val="40"/>
+        </w:rPr>
+      </w:pPr>
+    </w:p>
+    <w:p/>
     <w:sectPr>
       <w:pgSz w:w="12240" w:h="15840"/>
       <w:pgMar w:top="1440" w:right="1440" w:bottom="1440" w:left="1440" w:header="720" w:footer="720" w:gutter="0"/>
@@ -1182,6 +1921,155 @@
 <file path=word/numbering.xml><?xml version="1.0" encoding="utf-8"?>
 <w:numbering xmlns:wpc="http://schemas.microsoft.com/office/word/2010/wordprocessingCanvas" xmlns:cx="http://schemas.microsoft.com/office/drawing/2014/chartex" xmlns:cx1="http://schemas.microsoft.com/office/drawing/2015/9/8/chartex" xmlns:cx2="http://schemas.microsoft.com/office/drawing/2015/10/21/chartex" xmlns:cx3="http://schemas.microsoft.com/office/drawing/2016/5/9/chartex" xmlns:cx4="http://schemas.microsoft.com/office/drawing/2016/5/10/chartex" xmlns:cx5="http://schemas.microsoft.com/office/drawing/2016/5/11/chartex" xmlns:cx6="http://schemas.microsoft.com/office/drawing/2016/5/12/chartex" xmlns:cx7="http://schemas.microsoft.com/office/drawing/2016/5/13/chartex" xmlns:cx8="http://schemas.microsoft.com/office/drawing/2016/5/14/chartex" xmlns:mc="http://schemas.openxmlformats.org/markup-compatibility/2006" xmlns:aink="http://schemas.microsoft.com/office/drawing/2016/ink" xmlns:am3d="http://schemas.microsoft.com/office/drawing/2017/model3d" xmlns:o="urn:schemas-microsoft-com:office:office" xmlns:oel="http://schemas.microsoft.com/office/2019/extlst" xmlns:r="http://schemas.openxmlformats.org/officeDocument/2006/relationships" xmlns:m="http://schemas.openxmlformats.org/officeDocument/2006/math" xmlns:v="urn:schemas-microsoft-com:vml" xmlns:wp14="http://schemas.microsoft.com/office/word/2010/wordprocessingDrawing" xmlns:wp="http://schemas.openxmlformats.org/drawingml/2006/wordprocessingDrawing" xmlns:w10="urn:schemas-microsoft-com:office:word" xmlns:w="http://schemas.openxmlformats.org/wordprocessingml/2006/main" xmlns:w14="http://schemas.microsoft.com/office/word/2010/wordml" xmlns:w15="http://schemas.microsoft.com/office/word/2012/wordml" xmlns:w16cex="http://schemas.microsoft.com/office/word/2018/wordml/cex" xmlns:w16cid="http://schemas.microsoft.com/office/word/2016/wordml/cid" xmlns:w16="http://schemas.microsoft.com/office/word/2018/wordml" xmlns:w16du="http://schemas.microsoft.com/office/word/2023/wordml/word16du" xmlns:w16sdtdh="http://schemas.microsoft.com/office/word/2020/wordml/sdtdatahash" xmlns:w16sdtfl="http://schemas.microsoft.com/office/word/2024/wordml/sdtformatlock" xmlns:w16se="http://schemas.microsoft.com/office/word/2015/wordml/symex" xmlns:wpg="http://schemas.microsoft.com/office/word/2010/wordprocessingGroup" xmlns:wpi="http://schemas.microsoft.com/office/word/2010/wordprocessingInk" xmlns:wne="http://schemas.microsoft.com/office/word/2006/wordml" xmlns:wps="http://schemas.microsoft.com/office/word/2010/wordprocessingShape" mc:Ignorable="w14 w15 w16se w16cid w16 w16cex w16sdtdh w16sdtfl w16du wp14">
   <w:abstractNum w:abstractNumId="0" w15:restartNumberingAfterBreak="0">
+    <w:nsid w:val="0A6D275E"/>
+    <w:multiLevelType w:val="multilevel"/>
+    <w:tmpl w:val="DC428C7A"/>
+    <w:lvl w:ilvl="0">
+      <w:start w:val="1"/>
+      <w:numFmt w:val="bullet"/>
+      <w:lvlText w:val=""/>
+      <w:lvlJc w:val="left"/>
+      <w:pPr>
+        <w:tabs>
+          <w:tab w:val="num" w:pos="720"/>
+        </w:tabs>
+        <w:ind w:left="720" w:hanging="360"/>
+      </w:pPr>
+      <w:rPr>
+        <w:rFonts w:ascii="Symbol" w:hAnsi="Symbol" w:hint="default"/>
+        <w:sz w:val="20"/>
+      </w:rPr>
+    </w:lvl>
+    <w:lvl w:ilvl="1" w:tentative="1">
+      <w:start w:val="1"/>
+      <w:numFmt w:val="bullet"/>
+      <w:lvlText w:val="o"/>
+      <w:lvlJc w:val="left"/>
+      <w:pPr>
+        <w:tabs>
+          <w:tab w:val="num" w:pos="1440"/>
+        </w:tabs>
+        <w:ind w:left="1440" w:hanging="360"/>
+      </w:pPr>
+      <w:rPr>
+        <w:rFonts w:ascii="Courier New" w:hAnsi="Courier New" w:hint="default"/>
+        <w:sz w:val="20"/>
+      </w:rPr>
+    </w:lvl>
+    <w:lvl w:ilvl="2" w:tentative="1">
+      <w:start w:val="1"/>
+      <w:numFmt w:val="bullet"/>
+      <w:lvlText w:val=""/>
+      <w:lvlJc w:val="left"/>
+      <w:pPr>
+        <w:tabs>
+          <w:tab w:val="num" w:pos="2160"/>
+        </w:tabs>
+        <w:ind w:left="2160" w:hanging="360"/>
+      </w:pPr>
+      <w:rPr>
+        <w:rFonts w:ascii="Wingdings" w:hAnsi="Wingdings" w:hint="default"/>
+        <w:sz w:val="20"/>
+      </w:rPr>
+    </w:lvl>
+    <w:lvl w:ilvl="3" w:tentative="1">
+      <w:start w:val="1"/>
+      <w:numFmt w:val="bullet"/>
+      <w:lvlText w:val=""/>
+      <w:lvlJc w:val="left"/>
+      <w:pPr>
+        <w:tabs>
+          <w:tab w:val="num" w:pos="2880"/>
+        </w:tabs>
+        <w:ind w:left="2880" w:hanging="360"/>
+      </w:pPr>
+      <w:rPr>
+        <w:rFonts w:ascii="Wingdings" w:hAnsi="Wingdings" w:hint="default"/>
+        <w:sz w:val="20"/>
+      </w:rPr>
+    </w:lvl>
+    <w:lvl w:ilvl="4" w:tentative="1">
+      <w:start w:val="1"/>
+      <w:numFmt w:val="bullet"/>
+      <w:lvlText w:val=""/>
+      <w:lvlJc w:val="left"/>
+      <w:pPr>
+        <w:tabs>
+          <w:tab w:val="num" w:pos="3600"/>
+        </w:tabs>
+        <w:ind w:left="3600" w:hanging="360"/>
+      </w:pPr>
+      <w:rPr>
+        <w:rFonts w:ascii="Wingdings" w:hAnsi="Wingdings" w:hint="default"/>
+        <w:sz w:val="20"/>
+      </w:rPr>
+    </w:lvl>
+    <w:lvl w:ilvl="5" w:tentative="1">
+      <w:start w:val="1"/>
+      <w:numFmt w:val="bullet"/>
+      <w:lvlText w:val=""/>
+      <w:lvlJc w:val="left"/>
+      <w:pPr>
+        <w:tabs>
+          <w:tab w:val="num" w:pos="4320"/>
+        </w:tabs>
+        <w:ind w:left="4320" w:hanging="360"/>
+      </w:pPr>
+      <w:rPr>
+        <w:rFonts w:ascii="Wingdings" w:hAnsi="Wingdings" w:hint="default"/>
+        <w:sz w:val="20"/>
+      </w:rPr>
+    </w:lvl>
+    <w:lvl w:ilvl="6" w:tentative="1">
+      <w:start w:val="1"/>
+      <w:numFmt w:val="bullet"/>
+      <w:lvlText w:val=""/>
+      <w:lvlJc w:val="left"/>
+      <w:pPr>
+        <w:tabs>
+          <w:tab w:val="num" w:pos="5040"/>
+        </w:tabs>
+        <w:ind w:left="5040" w:hanging="360"/>
+      </w:pPr>
+      <w:rPr>
+        <w:rFonts w:ascii="Wingdings" w:hAnsi="Wingdings" w:hint="default"/>
+        <w:sz w:val="20"/>
+      </w:rPr>
+    </w:lvl>
+    <w:lvl w:ilvl="7" w:tentative="1">
+      <w:start w:val="1"/>
+      <w:numFmt w:val="bullet"/>
+      <w:lvlText w:val=""/>
+      <w:lvlJc w:val="left"/>
+      <w:pPr>
+        <w:tabs>
+          <w:tab w:val="num" w:pos="5760"/>
+        </w:tabs>
+        <w:ind w:left="5760" w:hanging="360"/>
+      </w:pPr>
+      <w:rPr>
+        <w:rFonts w:ascii="Wingdings" w:hAnsi="Wingdings" w:hint="default"/>
+        <w:sz w:val="20"/>
+      </w:rPr>
+    </w:lvl>
+    <w:lvl w:ilvl="8" w:tentative="1">
+      <w:start w:val="1"/>
+      <w:numFmt w:val="bullet"/>
+      <w:lvlText w:val=""/>
+      <w:lvlJc w:val="left"/>
+      <w:pPr>
+        <w:tabs>
+          <w:tab w:val="num" w:pos="6480"/>
+        </w:tabs>
+        <w:ind w:left="6480" w:hanging="360"/>
+      </w:pPr>
+      <w:rPr>
+        <w:rFonts w:ascii="Wingdings" w:hAnsi="Wingdings" w:hint="default"/>
+        <w:sz w:val="20"/>
+      </w:rPr>
+    </w:lvl>
+  </w:abstractNum>
+  <w:abstractNum w:abstractNumId="1" w15:restartNumberingAfterBreak="0">
     <w:nsid w:val="137E7DAA"/>
     <w:multiLevelType w:val="hybridMultilevel"/>
     <w:tmpl w:val="90A473EE"/>
@@ -1294,7 +2182,7 @@
       </w:rPr>
     </w:lvl>
   </w:abstractNum>
-  <w:abstractNum w:abstractNumId="1" w15:restartNumberingAfterBreak="0">
+  <w:abstractNum w:abstractNumId="2" w15:restartNumberingAfterBreak="0">
     <w:nsid w:val="140710EC"/>
     <w:multiLevelType w:val="hybridMultilevel"/>
     <w:tmpl w:val="E13A0E5A"/>
@@ -1407,7 +2295,156 @@
       </w:rPr>
     </w:lvl>
   </w:abstractNum>
-  <w:abstractNum w:abstractNumId="2" w15:restartNumberingAfterBreak="0">
+  <w:abstractNum w:abstractNumId="3" w15:restartNumberingAfterBreak="0">
+    <w:nsid w:val="242724E9"/>
+    <w:multiLevelType w:val="multilevel"/>
+    <w:tmpl w:val="778CB34A"/>
+    <w:lvl w:ilvl="0">
+      <w:start w:val="1"/>
+      <w:numFmt w:val="bullet"/>
+      <w:lvlText w:val=""/>
+      <w:lvlJc w:val="left"/>
+      <w:pPr>
+        <w:tabs>
+          <w:tab w:val="num" w:pos="720"/>
+        </w:tabs>
+        <w:ind w:left="720" w:hanging="360"/>
+      </w:pPr>
+      <w:rPr>
+        <w:rFonts w:ascii="Symbol" w:hAnsi="Symbol" w:hint="default"/>
+        <w:sz w:val="20"/>
+      </w:rPr>
+    </w:lvl>
+    <w:lvl w:ilvl="1" w:tentative="1">
+      <w:start w:val="1"/>
+      <w:numFmt w:val="bullet"/>
+      <w:lvlText w:val="o"/>
+      <w:lvlJc w:val="left"/>
+      <w:pPr>
+        <w:tabs>
+          <w:tab w:val="num" w:pos="1440"/>
+        </w:tabs>
+        <w:ind w:left="1440" w:hanging="360"/>
+      </w:pPr>
+      <w:rPr>
+        <w:rFonts w:ascii="Courier New" w:hAnsi="Courier New" w:hint="default"/>
+        <w:sz w:val="20"/>
+      </w:rPr>
+    </w:lvl>
+    <w:lvl w:ilvl="2" w:tentative="1">
+      <w:start w:val="1"/>
+      <w:numFmt w:val="bullet"/>
+      <w:lvlText w:val=""/>
+      <w:lvlJc w:val="left"/>
+      <w:pPr>
+        <w:tabs>
+          <w:tab w:val="num" w:pos="2160"/>
+        </w:tabs>
+        <w:ind w:left="2160" w:hanging="360"/>
+      </w:pPr>
+      <w:rPr>
+        <w:rFonts w:ascii="Wingdings" w:hAnsi="Wingdings" w:hint="default"/>
+        <w:sz w:val="20"/>
+      </w:rPr>
+    </w:lvl>
+    <w:lvl w:ilvl="3" w:tentative="1">
+      <w:start w:val="1"/>
+      <w:numFmt w:val="bullet"/>
+      <w:lvlText w:val=""/>
+      <w:lvlJc w:val="left"/>
+      <w:pPr>
+        <w:tabs>
+          <w:tab w:val="num" w:pos="2880"/>
+        </w:tabs>
+        <w:ind w:left="2880" w:hanging="360"/>
+      </w:pPr>
+      <w:rPr>
+        <w:rFonts w:ascii="Wingdings" w:hAnsi="Wingdings" w:hint="default"/>
+        <w:sz w:val="20"/>
+      </w:rPr>
+    </w:lvl>
+    <w:lvl w:ilvl="4" w:tentative="1">
+      <w:start w:val="1"/>
+      <w:numFmt w:val="bullet"/>
+      <w:lvlText w:val=""/>
+      <w:lvlJc w:val="left"/>
+      <w:pPr>
+        <w:tabs>
+          <w:tab w:val="num" w:pos="3600"/>
+        </w:tabs>
+        <w:ind w:left="3600" w:hanging="360"/>
+      </w:pPr>
+      <w:rPr>
+        <w:rFonts w:ascii="Wingdings" w:hAnsi="Wingdings" w:hint="default"/>
+        <w:sz w:val="20"/>
+      </w:rPr>
+    </w:lvl>
+    <w:lvl w:ilvl="5" w:tentative="1">
+      <w:start w:val="1"/>
+      <w:numFmt w:val="bullet"/>
+      <w:lvlText w:val=""/>
+      <w:lvlJc w:val="left"/>
+      <w:pPr>
+        <w:tabs>
+          <w:tab w:val="num" w:pos="4320"/>
+        </w:tabs>
+        <w:ind w:left="4320" w:hanging="360"/>
+      </w:pPr>
+      <w:rPr>
+        <w:rFonts w:ascii="Wingdings" w:hAnsi="Wingdings" w:hint="default"/>
+        <w:sz w:val="20"/>
+      </w:rPr>
+    </w:lvl>
+    <w:lvl w:ilvl="6" w:tentative="1">
+      <w:start w:val="1"/>
+      <w:numFmt w:val="bullet"/>
+      <w:lvlText w:val=""/>
+      <w:lvlJc w:val="left"/>
+      <w:pPr>
+        <w:tabs>
+          <w:tab w:val="num" w:pos="5040"/>
+        </w:tabs>
+        <w:ind w:left="5040" w:hanging="360"/>
+      </w:pPr>
+      <w:rPr>
+        <w:rFonts w:ascii="Wingdings" w:hAnsi="Wingdings" w:hint="default"/>
+        <w:sz w:val="20"/>
+      </w:rPr>
+    </w:lvl>
+    <w:lvl w:ilvl="7" w:tentative="1">
+      <w:start w:val="1"/>
+      <w:numFmt w:val="bullet"/>
+      <w:lvlText w:val=""/>
+      <w:lvlJc w:val="left"/>
+      <w:pPr>
+        <w:tabs>
+          <w:tab w:val="num" w:pos="5760"/>
+        </w:tabs>
+        <w:ind w:left="5760" w:hanging="360"/>
+      </w:pPr>
+      <w:rPr>
+        <w:rFonts w:ascii="Wingdings" w:hAnsi="Wingdings" w:hint="default"/>
+        <w:sz w:val="20"/>
+      </w:rPr>
+    </w:lvl>
+    <w:lvl w:ilvl="8" w:tentative="1">
+      <w:start w:val="1"/>
+      <w:numFmt w:val="bullet"/>
+      <w:lvlText w:val=""/>
+      <w:lvlJc w:val="left"/>
+      <w:pPr>
+        <w:tabs>
+          <w:tab w:val="num" w:pos="6480"/>
+        </w:tabs>
+        <w:ind w:left="6480" w:hanging="360"/>
+      </w:pPr>
+      <w:rPr>
+        <w:rFonts w:ascii="Wingdings" w:hAnsi="Wingdings" w:hint="default"/>
+        <w:sz w:val="20"/>
+      </w:rPr>
+    </w:lvl>
+  </w:abstractNum>
+  <w:abstractNum w:abstractNumId="4" w15:restartNumberingAfterBreak="0">
     <w:nsid w:val="3AFF7EFC"/>
     <w:multiLevelType w:val="hybridMultilevel"/>
     <w:tmpl w:val="A8D8D2B8"/>
@@ -1520,7 +2557,7 @@
       </w:rPr>
     </w:lvl>
   </w:abstractNum>
-  <w:abstractNum w:abstractNumId="3" w15:restartNumberingAfterBreak="0">
+  <w:abstractNum w:abstractNumId="5" w15:restartNumberingAfterBreak="0">
     <w:nsid w:val="3B02757C"/>
     <w:multiLevelType w:val="hybridMultilevel"/>
     <w:tmpl w:val="EE249A88"/>
@@ -1633,17 +2670,175 @@
       </w:rPr>
     </w:lvl>
   </w:abstractNum>
+  <w:abstractNum w:abstractNumId="6" w15:restartNumberingAfterBreak="0">
+    <w:nsid w:val="762417EB"/>
+    <w:multiLevelType w:val="multilevel"/>
+    <w:tmpl w:val="872C0856"/>
+    <w:lvl w:ilvl="0">
+      <w:start w:val="1"/>
+      <w:numFmt w:val="bullet"/>
+      <w:lvlText w:val=""/>
+      <w:lvlJc w:val="left"/>
+      <w:pPr>
+        <w:tabs>
+          <w:tab w:val="num" w:pos="720"/>
+        </w:tabs>
+        <w:ind w:left="720" w:hanging="360"/>
+      </w:pPr>
+      <w:rPr>
+        <w:rFonts w:ascii="Symbol" w:hAnsi="Symbol" w:hint="default"/>
+        <w:sz w:val="20"/>
+      </w:rPr>
+    </w:lvl>
+    <w:lvl w:ilvl="1" w:tentative="1">
+      <w:start w:val="1"/>
+      <w:numFmt w:val="bullet"/>
+      <w:lvlText w:val="o"/>
+      <w:lvlJc w:val="left"/>
+      <w:pPr>
+        <w:tabs>
+          <w:tab w:val="num" w:pos="1440"/>
+        </w:tabs>
+        <w:ind w:left="1440" w:hanging="360"/>
+      </w:pPr>
+      <w:rPr>
+        <w:rFonts w:ascii="Courier New" w:hAnsi="Courier New" w:hint="default"/>
+        <w:sz w:val="20"/>
+      </w:rPr>
+    </w:lvl>
+    <w:lvl w:ilvl="2" w:tentative="1">
+      <w:start w:val="1"/>
+      <w:numFmt w:val="bullet"/>
+      <w:lvlText w:val=""/>
+      <w:lvlJc w:val="left"/>
+      <w:pPr>
+        <w:tabs>
+          <w:tab w:val="num" w:pos="2160"/>
+        </w:tabs>
+        <w:ind w:left="2160" w:hanging="360"/>
+      </w:pPr>
+      <w:rPr>
+        <w:rFonts w:ascii="Wingdings" w:hAnsi="Wingdings" w:hint="default"/>
+        <w:sz w:val="20"/>
+      </w:rPr>
+    </w:lvl>
+    <w:lvl w:ilvl="3" w:tentative="1">
+      <w:start w:val="1"/>
+      <w:numFmt w:val="bullet"/>
+      <w:lvlText w:val=""/>
+      <w:lvlJc w:val="left"/>
+      <w:pPr>
+        <w:tabs>
+          <w:tab w:val="num" w:pos="2880"/>
+        </w:tabs>
+        <w:ind w:left="2880" w:hanging="360"/>
+      </w:pPr>
+      <w:rPr>
+        <w:rFonts w:ascii="Wingdings" w:hAnsi="Wingdings" w:hint="default"/>
+        <w:sz w:val="20"/>
+      </w:rPr>
+    </w:lvl>
+    <w:lvl w:ilvl="4" w:tentative="1">
+      <w:start w:val="1"/>
+      <w:numFmt w:val="bullet"/>
+      <w:lvlText w:val=""/>
+      <w:lvlJc w:val="left"/>
+      <w:pPr>
+        <w:tabs>
+          <w:tab w:val="num" w:pos="3600"/>
+        </w:tabs>
+        <w:ind w:left="3600" w:hanging="360"/>
+      </w:pPr>
+      <w:rPr>
+        <w:rFonts w:ascii="Wingdings" w:hAnsi="Wingdings" w:hint="default"/>
+        <w:sz w:val="20"/>
+      </w:rPr>
+    </w:lvl>
+    <w:lvl w:ilvl="5" w:tentative="1">
+      <w:start w:val="1"/>
+      <w:numFmt w:val="bullet"/>
+      <w:lvlText w:val=""/>
+      <w:lvlJc w:val="left"/>
+      <w:pPr>
+        <w:tabs>
+          <w:tab w:val="num" w:pos="4320"/>
+        </w:tabs>
+        <w:ind w:left="4320" w:hanging="360"/>
+      </w:pPr>
+      <w:rPr>
+        <w:rFonts w:ascii="Wingdings" w:hAnsi="Wingdings" w:hint="default"/>
+        <w:sz w:val="20"/>
+      </w:rPr>
+    </w:lvl>
+    <w:lvl w:ilvl="6" w:tentative="1">
+      <w:start w:val="1"/>
+      <w:numFmt w:val="bullet"/>
+      <w:lvlText w:val=""/>
+      <w:lvlJc w:val="left"/>
+      <w:pPr>
+        <w:tabs>
+          <w:tab w:val="num" w:pos="5040"/>
+        </w:tabs>
+        <w:ind w:left="5040" w:hanging="360"/>
+      </w:pPr>
+      <w:rPr>
+        <w:rFonts w:ascii="Wingdings" w:hAnsi="Wingdings" w:hint="default"/>
+        <w:sz w:val="20"/>
+      </w:rPr>
+    </w:lvl>
+    <w:lvl w:ilvl="7" w:tentative="1">
+      <w:start w:val="1"/>
+      <w:numFmt w:val="bullet"/>
+      <w:lvlText w:val=""/>
+      <w:lvlJc w:val="left"/>
+      <w:pPr>
+        <w:tabs>
+          <w:tab w:val="num" w:pos="5760"/>
+        </w:tabs>
+        <w:ind w:left="5760" w:hanging="360"/>
+      </w:pPr>
+      <w:rPr>
+        <w:rFonts w:ascii="Wingdings" w:hAnsi="Wingdings" w:hint="default"/>
+        <w:sz w:val="20"/>
+      </w:rPr>
+    </w:lvl>
+    <w:lvl w:ilvl="8" w:tentative="1">
+      <w:start w:val="1"/>
+      <w:numFmt w:val="bullet"/>
+      <w:lvlText w:val=""/>
+      <w:lvlJc w:val="left"/>
+      <w:pPr>
+        <w:tabs>
+          <w:tab w:val="num" w:pos="6480"/>
+        </w:tabs>
+        <w:ind w:left="6480" w:hanging="360"/>
+      </w:pPr>
+      <w:rPr>
+        <w:rFonts w:ascii="Wingdings" w:hAnsi="Wingdings" w:hint="default"/>
+        <w:sz w:val="20"/>
+      </w:rPr>
+    </w:lvl>
+  </w:abstractNum>
   <w:num w:numId="1" w16cid:durableId="1371033491">
+    <w:abstractNumId w:val="1"/>
+  </w:num>
+  <w:num w:numId="2" w16cid:durableId="1480003984">
+    <w:abstractNumId w:val="2"/>
+  </w:num>
+  <w:num w:numId="3" w16cid:durableId="222835679">
+    <w:abstractNumId w:val="5"/>
+  </w:num>
+  <w:num w:numId="4" w16cid:durableId="326129040">
+    <w:abstractNumId w:val="4"/>
+  </w:num>
+  <w:num w:numId="5" w16cid:durableId="1415544621">
     <w:abstractNumId w:val="0"/>
   </w:num>
-  <w:num w:numId="2" w16cid:durableId="1480003984">
-    <w:abstractNumId w:val="1"/>
-  </w:num>
-  <w:num w:numId="3" w16cid:durableId="222835679">
+  <w:num w:numId="6" w16cid:durableId="1661808825">
     <w:abstractNumId w:val="3"/>
   </w:num>
-  <w:num w:numId="4" w16cid:durableId="326129040">
-    <w:abstractNumId w:val="2"/>
+  <w:num w:numId="7" w16cid:durableId="495534997">
+    <w:abstractNumId w:val="6"/>
   </w:num>
 </w:numbering>
 </file>
@@ -2251,7 +3446,6 @@
   <w:style w:type="character" w:default="1" w:styleId="DefaultParagraphFont">
     <w:name w:val="Default Paragraph Font"/>
     <w:uiPriority w:val="1"/>
-    <w:semiHidden/>
     <w:unhideWhenUsed/>
   </w:style>
   <w:style w:type="table" w:default="1" w:styleId="TableNormal">
@@ -2565,6 +3759,17 @@
       <w:spacing w:val="5"/>
     </w:rPr>
   </w:style>
+  <w:style w:type="paragraph" w:styleId="NormalWeb">
+    <w:name w:val="Normal (Web)"/>
+    <w:basedOn w:val="Normal"/>
+    <w:uiPriority w:val="99"/>
+    <w:semiHidden/>
+    <w:unhideWhenUsed/>
+    <w:rsid w:val="00BF09F7"/>
+    <w:rPr>
+      <w:rFonts w:ascii="Times New Roman" w:hAnsi="Times New Roman" w:cs="Times New Roman"/>
+    </w:rPr>
+  </w:style>
 </w:styles>
 </file>
 
